--- a/submission-jisrs/JISRS_Title_Page.docx
+++ b/submission-jisrs/JISRS_Title_Page.docx
@@ -244,7 +244,7 @@
           <w:rFonts w:ascii="Times New Roman" w:hAnsi="Times New Roman" w:eastAsia="Times New Roman"/>
           <w:sz w:val="24"/>
         </w:rPr>
-        <w:t xml:space="preserve">2,038 words</w:t>
+        <w:t xml:space="preserve">2,045 words</w:t>
       </w:r>
       <w:r>
         <w:rPr>
@@ -722,7 +722,7 @@
           <w:rPr>
             <w:rStyle w:val="Hyperlink"/>
           </w:rPr>
-          <w:t xml:space="preserve">https://github.com/akssha74/TopoRadar-Net-AvalCD/releases/tag/v1.0.23</w:t>
+          <w:t xml:space="preserve">https://github.com/akssha74/TopoRadar-Net-AvalCD/releases/tag/v1.0.24</w:t>
         </w:r>
       </w:hyperlink>
       <w:r>

--- a/submission-jisrs/JISRS_Title_Page.docx
+++ b/submission-jisrs/JISRS_Title_Page.docx
@@ -244,7 +244,7 @@
           <w:rFonts w:ascii="Times New Roman" w:hAnsi="Times New Roman" w:eastAsia="Times New Roman"/>
           <w:sz w:val="24"/>
         </w:rPr>
-        <w:t xml:space="preserve">2,045 words</w:t>
+        <w:t xml:space="preserve">2,053 words</w:t>
       </w:r>
       <w:r>
         <w:rPr>
@@ -722,7 +722,7 @@
           <w:rPr>
             <w:rStyle w:val="Hyperlink"/>
           </w:rPr>
-          <w:t xml:space="preserve">https://github.com/akssha74/TopoRadar-Net-AvalCD/releases/tag/v1.0.24</w:t>
+          <w:t xml:space="preserve">https://github.com/akssha74/TopoRadar-Net-AvalCD/releases/tag/v1.0.25</w:t>
         </w:r>
       </w:hyperlink>
       <w:r>

--- a/submission-jisrs/JISRS_Title_Page.docx
+++ b/submission-jisrs/JISRS_Title_Page.docx
@@ -722,7 +722,7 @@
           <w:rPr>
             <w:rStyle w:val="Hyperlink"/>
           </w:rPr>
-          <w:t xml:space="preserve">https://github.com/akssha74/TopoRadar-Net-AvalCD/releases/tag/v1.0.25</w:t>
+          <w:t xml:space="preserve">https://github.com/akssha74/TopoRadar-Net-AvalCD/releases/tag/v1.0.26</w:t>
         </w:r>
       </w:hyperlink>
       <w:r>

--- a/submission-jisrs/JISRS_Title_Page.docx
+++ b/submission-jisrs/JISRS_Title_Page.docx
@@ -722,7 +722,7 @@
           <w:rPr>
             <w:rStyle w:val="Hyperlink"/>
           </w:rPr>
-          <w:t xml:space="preserve">https://github.com/akssha74/TopoRadar-Net-AvalCD/releases/tag/v1.0.26</w:t>
+          <w:t xml:space="preserve">https://github.com/akssha74/TopoRadar-Net-AvalCD/releases/tag/v1.0.27</w:t>
         </w:r>
       </w:hyperlink>
       <w:r>

--- a/submission-jisrs/JISRS_Title_Page.docx
+++ b/submission-jisrs/JISRS_Title_Page.docx
@@ -5,7 +5,7 @@
     <w:p>
       <w:pPr>
         <w:pStyle w:val="FirstParagraph"/>
-        <w:spacing w:after="0" w:line="240" w:lineRule="auto"/>
+        <w:spacing w:before="0" w:after="0" w:line="240" w:lineRule="auto"/>
       </w:pPr>
       <w:r>
         <w:rPr>
@@ -20,7 +20,7 @@
     <w:p>
       <w:pPr>
         <w:pStyle w:val="BodyText"/>
-        <w:spacing w:after="0" w:line="240" w:lineRule="auto"/>
+        <w:spacing w:before="0" w:after="0" w:line="240" w:lineRule="auto"/>
       </w:pPr>
       <w:r>
         <w:rPr>
@@ -74,7 +74,7 @@
     <w:p>
       <w:pPr>
         <w:pStyle w:val="BodyText"/>
-        <w:spacing w:after="0" w:line="240" w:lineRule="auto"/>
+        <w:spacing w:before="0" w:after="0" w:line="240" w:lineRule="auto"/>
       </w:pPr>
       <w:r>
         <w:rPr>
@@ -95,7 +95,7 @@
     <w:p>
       <w:pPr>
         <w:pStyle w:val="BodyText"/>
-        <w:spacing w:after="0" w:line="240" w:lineRule="auto"/>
+        <w:spacing w:before="0" w:after="0" w:line="240" w:lineRule="auto"/>
       </w:pPr>
       <w:r>
         <w:rPr>
@@ -131,7 +131,7 @@
     <w:p>
       <w:pPr>
         <w:pStyle w:val="BodyText"/>
-        <w:spacing w:after="0" w:line="240" w:lineRule="auto"/>
+        <w:spacing w:before="0" w:after="0" w:line="240" w:lineRule="auto"/>
       </w:pPr>
       <w:r>
         <w:rPr>
@@ -244,7 +244,7 @@
           <w:rFonts w:ascii="Times New Roman" w:hAnsi="Times New Roman" w:eastAsia="Times New Roman"/>
           <w:sz w:val="24"/>
         </w:rPr>
-        <w:t xml:space="preserve">2,053 words</w:t>
+        <w:t xml:space="preserve">2,084 words</w:t>
       </w:r>
       <w:r>
         <w:rPr>
@@ -353,98 +353,18 @@
         <w:t xml:space="preserve">1</w:t>
       </w:r>
     </w:p>
-    <w:bookmarkStart w:id="10" w:name="highlights"/>
+    <w:bookmarkStart w:id="10" w:name="declarations"/>
     <w:p>
       <w:pPr>
         <w:pStyle w:val="Heading1"/>
-        <w:spacing w:after="0" w:line="240" w:lineRule="auto"/>
-      </w:pPr>
-      <w:r>
-        <w:rPr>
-          <w:rFonts w:ascii="Times New Roman" w:hAnsi="Times New Roman" w:eastAsia="Times New Roman"/>
-          <w:sz w:val="24"/>
-        </w:rPr>
-        <w:t xml:space="preserve">Highlights</w:t>
-      </w:r>
-    </w:p>
-    <w:p>
-      <w:pPr>
-        <w:numPr>
-          <w:ilvl w:val="0"/>
-          <w:numId w:val="1001"/>
-        </w:numPr>
-        <w:spacing w:after="0" w:line="240" w:lineRule="auto"/>
-      </w:pPr>
-      <w:r>
-        <w:rPr>
-          <w:rFonts w:ascii="Times New Roman" w:hAnsi="Times New Roman" w:eastAsia="Times New Roman"/>
-          <w:sz w:val="24"/>
-        </w:rPr>
-        <w:t xml:space="preserve">The model is tested across four mountain systems and seven avalanche events.</w:t>
-      </w:r>
-    </w:p>
-    <w:p>
-      <w:pPr>
-        <w:numPr>
-          <w:ilvl w:val="0"/>
-          <w:numId w:val="1001"/>
-        </w:numPr>
-        <w:spacing w:after="0" w:line="240" w:lineRule="auto"/>
-      </w:pPr>
-      <w:r>
-        <w:rPr>
-          <w:rFonts w:ascii="Times New Roman" w:hAnsi="Times New Roman" w:eastAsia="Times New Roman"/>
-          <w:sz w:val="24"/>
-        </w:rPr>
-        <w:t xml:space="preserve">Three training runs show parity with strong alternatives and a gain only over simple differencing.</w:t>
-      </w:r>
-    </w:p>
-    <w:p>
-      <w:pPr>
-        <w:numPr>
-          <w:ilvl w:val="0"/>
-          <w:numId w:val="1001"/>
-        </w:numPr>
-        <w:spacing w:after="0" w:line="240" w:lineRule="auto"/>
-      </w:pPr>
-      <w:r>
-        <w:rPr>
-          <w:rFonts w:ascii="Times New Roman" w:hAnsi="Times New Roman" w:eastAsia="Times New Roman"/>
-          <w:sz w:val="24"/>
-        </w:rPr>
-        <w:t xml:space="preserve">Terrain inputs help in some regions but do not improve accuracy uniformly.</w:t>
-      </w:r>
-    </w:p>
-    <w:p>
-      <w:pPr>
-        <w:numPr>
-          <w:ilvl w:val="0"/>
-          <w:numId w:val="1001"/>
-        </w:numPr>
-        <w:spacing w:after="0" w:line="240" w:lineRule="auto"/>
-      </w:pPr>
-      <w:r>
-        <w:rPr>
-          <w:rFonts w:ascii="Times New Roman" w:hAnsi="Times New Roman" w:eastAsia="Times New Roman"/>
-          <w:sz w:val="24"/>
-        </w:rPr>
-        <w:t xml:space="preserve">The slope prior penalizes some pixels that contain genuine avalanche debris.</w:t>
-      </w:r>
-    </w:p>
-    <w:p>
-      <w:pPr>
-        <w:numPr>
-          <w:ilvl w:val="0"/>
-          <w:numId w:val="1001"/>
-        </w:numPr>
-        <w:spacing w:after="0" w:line="240" w:lineRule="auto"/>
-      </w:pPr>
-      <w:r>
-        <w:rPr>
-          <w:rFonts w:ascii="Times New Roman" w:hAnsi="Times New Roman" w:eastAsia="Times New Roman"/>
-          <w:sz w:val="24"/>
-        </w:rPr>
-        <w:t xml:space="preserve">The road-corridor test succeeds in the Pamirs but misses the only corridor avalanche in northern Norway.</w:t>
+        <w:spacing w:before="0" w:after="0" w:line="240" w:lineRule="auto"/>
+      </w:pPr>
+      <w:r>
+        <w:rPr>
+          <w:rFonts w:ascii="Times New Roman" w:hAnsi="Times New Roman" w:eastAsia="Times New Roman"/>
+          <w:sz w:val="24"/>
+        </w:rPr>
+        <w:t xml:space="preserve">Declarations</w:t>
       </w:r>
     </w:p>
     <w:bookmarkEnd w:id="10"/>
@@ -452,7 +372,7 @@
     <w:p>
       <w:pPr>
         <w:pStyle w:val="Heading1"/>
-        <w:spacing w:after="0" w:line="240" w:lineRule="auto"/>
+        <w:spacing w:before="0" w:after="0" w:line="240" w:lineRule="auto"/>
       </w:pPr>
       <w:r>
         <w:rPr>
@@ -465,7 +385,7 @@
     <w:p>
       <w:pPr>
         <w:pStyle w:val="FirstParagraph"/>
-        <w:spacing w:after="0" w:line="240" w:lineRule="auto"/>
+        <w:spacing w:before="0" w:after="0" w:line="240" w:lineRule="auto"/>
       </w:pPr>
       <w:r>
         <w:rPr>
@@ -526,7 +446,7 @@
     <w:p>
       <w:pPr>
         <w:pStyle w:val="Heading1"/>
-        <w:spacing w:after="0" w:line="240" w:lineRule="auto"/>
+        <w:spacing w:before="0" w:after="0" w:line="240" w:lineRule="auto"/>
       </w:pPr>
       <w:r>
         <w:rPr>
@@ -539,7 +459,7 @@
     <w:p>
       <w:pPr>
         <w:pStyle w:val="FirstParagraph"/>
-        <w:spacing w:after="0" w:line="240" w:lineRule="auto"/>
+        <w:spacing w:before="0" w:after="0" w:line="240" w:lineRule="auto"/>
       </w:pPr>
       <w:r>
         <w:rPr>
@@ -554,7 +474,7 @@
     <w:p>
       <w:pPr>
         <w:pStyle w:val="Heading1"/>
-        <w:spacing w:after="0" w:line="240" w:lineRule="auto"/>
+        <w:spacing w:before="0" w:after="0" w:line="240" w:lineRule="auto"/>
       </w:pPr>
       <w:r>
         <w:rPr>
@@ -567,7 +487,7 @@
     <w:p>
       <w:pPr>
         <w:pStyle w:val="FirstParagraph"/>
-        <w:spacing w:after="0" w:line="240" w:lineRule="auto"/>
+        <w:spacing w:before="0" w:after="0" w:line="240" w:lineRule="auto"/>
       </w:pPr>
       <w:r>
         <w:rPr>
@@ -582,7 +502,7 @@
     <w:p>
       <w:pPr>
         <w:pStyle w:val="Heading1"/>
-        <w:spacing w:after="0" w:line="240" w:lineRule="auto"/>
+        <w:spacing w:before="0" w:after="0" w:line="240" w:lineRule="auto"/>
       </w:pPr>
       <w:r>
         <w:rPr>
@@ -595,7 +515,7 @@
     <w:p>
       <w:pPr>
         <w:pStyle w:val="FirstParagraph"/>
-        <w:spacing w:after="0" w:line="240" w:lineRule="auto"/>
+        <w:spacing w:before="0" w:after="0" w:line="240" w:lineRule="auto"/>
       </w:pPr>
       <w:r>
         <w:rPr>
@@ -610,7 +530,7 @@
     <w:p>
       <w:pPr>
         <w:pStyle w:val="Heading1"/>
-        <w:spacing w:after="0" w:line="240" w:lineRule="auto"/>
+        <w:spacing w:before="0" w:after="0" w:line="240" w:lineRule="auto"/>
       </w:pPr>
       <w:r>
         <w:rPr>
@@ -623,7 +543,7 @@
     <w:p>
       <w:pPr>
         <w:pStyle w:val="FirstParagraph"/>
-        <w:spacing w:after="0" w:line="240" w:lineRule="auto"/>
+        <w:spacing w:before="0" w:after="0" w:line="240" w:lineRule="auto"/>
       </w:pPr>
       <w:r>
         <w:rPr>
@@ -638,7 +558,7 @@
     <w:p>
       <w:pPr>
         <w:pStyle w:val="Heading1"/>
-        <w:spacing w:after="0" w:line="240" w:lineRule="auto"/>
+        <w:spacing w:before="0" w:after="0" w:line="240" w:lineRule="auto"/>
       </w:pPr>
       <w:r>
         <w:rPr>
@@ -651,7 +571,7 @@
     <w:p>
       <w:pPr>
         <w:pStyle w:val="FirstParagraph"/>
-        <w:spacing w:after="0" w:line="240" w:lineRule="auto"/>
+        <w:spacing w:before="0" w:after="0" w:line="240" w:lineRule="auto"/>
       </w:pPr>
       <w:r>
         <w:rPr>
@@ -666,7 +586,7 @@
     <w:p>
       <w:pPr>
         <w:pStyle w:val="Heading1"/>
-        <w:spacing w:after="0" w:line="240" w:lineRule="auto"/>
+        <w:spacing w:before="0" w:after="0" w:line="240" w:lineRule="auto"/>
       </w:pPr>
       <w:r>
         <w:rPr>
@@ -679,7 +599,7 @@
     <w:p>
       <w:pPr>
         <w:pStyle w:val="FirstParagraph"/>
-        <w:spacing w:after="0" w:line="240" w:lineRule="auto"/>
+        <w:spacing w:before="0" w:after="0" w:line="240" w:lineRule="auto"/>
       </w:pPr>
       <w:r>
         <w:rPr>
@@ -722,7 +642,7 @@
           <w:rPr>
             <w:rStyle w:val="Hyperlink"/>
           </w:rPr>
-          <w:t xml:space="preserve">https://github.com/akssha74/TopoRadar-Net-AvalCD/releases/tag/v1.0.27</w:t>
+          <w:t xml:space="preserve">https://github.com/akssha74/TopoRadar-Net-AvalCD/releases/tag/v1.0.28</w:t>
         </w:r>
       </w:hyperlink>
       <w:r>
@@ -738,7 +658,7 @@
     <w:p>
       <w:pPr>
         <w:pStyle w:val="Heading1"/>
-        <w:spacing w:after="0" w:line="240" w:lineRule="auto"/>
+        <w:spacing w:before="0" w:after="0" w:line="240" w:lineRule="auto"/>
       </w:pPr>
       <w:r>
         <w:rPr>
@@ -751,7 +671,7 @@
     <w:p>
       <w:pPr>
         <w:pStyle w:val="FirstParagraph"/>
-        <w:spacing w:after="0" w:line="240" w:lineRule="auto"/>
+        <w:spacing w:before="0" w:after="0" w:line="240" w:lineRule="auto"/>
       </w:pPr>
       <w:r>
         <w:rPr>
@@ -767,7 +687,7 @@
         <w:numRestart w:val="eachSect"/>
       </w:footnotePr>
       <w:pgSz w:w="11906" w:h="16838"/>
-      <w:pgMar w:top="1440" w:bottom="1440" w:left="1440" w:right="1440"/>
+      <w:pgMar w:top="1020" w:bottom="1020" w:left="1134" w:right="1134"/>
     </w:sectPr>
   </w:body>
 </w:document>
@@ -874,114 +794,8 @@
       </w:pPr>
     </w:lvl>
   </w:abstractNum>
-  <w:abstractNum w:abstractNumId="991">
-    <w:nsid w:val="0000A991"/>
-    <w:multiLevelType w:val="multilevel"/>
-    <w:lvl w:ilvl="0">
-      <w:numFmt w:val="bullet"/>
-      <w:lvlText w:val=""/>
-      <w:lvlJc w:val="left"/>
-      <w:pPr>
-        <w:ind w:left="720" w:hanging="360"/>
-      </w:pPr>
-      <w:rPr>
-        <w:rFonts w:ascii="Symbol" w:hAnsi="Symbol" w:cs="Symbol" w:hint="default"/>
-      </w:rPr>
-    </w:lvl>
-    <w:lvl w:ilvl="1">
-      <w:numFmt w:val="bullet"/>
-      <w:lvlText w:val="o"/>
-      <w:lvlJc w:val="left"/>
-      <w:pPr>
-        <w:ind w:left="1440" w:hanging="360"/>
-      </w:pPr>
-      <w:rPr>
-        <w:rFonts w:ascii="Courier New" w:hAnsi="Courier New" w:cs="Courier New" w:hint="default"/>
-      </w:rPr>
-    </w:lvl>
-    <w:lvl w:ilvl="2">
-      <w:numFmt w:val="bullet"/>
-      <w:lvlText w:val=""/>
-      <w:lvlJc w:val="left"/>
-      <w:pPr>
-        <w:ind w:left="2160" w:hanging="360"/>
-      </w:pPr>
-      <w:rPr>
-        <w:rFonts w:ascii="Wingdings" w:hAnsi="Wingdings" w:cs="Wingdings" w:hint="default"/>
-      </w:rPr>
-    </w:lvl>
-    <w:lvl w:ilvl="3">
-      <w:numFmt w:val="bullet"/>
-      <w:lvlText w:val=""/>
-      <w:lvlJc w:val="left"/>
-      <w:pPr>
-        <w:ind w:left="2880" w:hanging="360"/>
-      </w:pPr>
-      <w:rPr>
-        <w:rFonts w:ascii="Symbol" w:hAnsi="Symbol" w:cs="Symbol" w:hint="default"/>
-      </w:rPr>
-    </w:lvl>
-    <w:lvl w:ilvl="4">
-      <w:numFmt w:val="bullet"/>
-      <w:lvlText w:val="o"/>
-      <w:lvlJc w:val="left"/>
-      <w:pPr>
-        <w:ind w:left="3600" w:hanging="360"/>
-      </w:pPr>
-      <w:rPr>
-        <w:rFonts w:ascii="Courier New" w:hAnsi="Courier New" w:cs="Courier New" w:hint="default"/>
-      </w:rPr>
-    </w:lvl>
-    <w:lvl w:ilvl="5">
-      <w:numFmt w:val="bullet"/>
-      <w:lvlText w:val=""/>
-      <w:lvlJc w:val="left"/>
-      <w:pPr>
-        <w:ind w:left="4320" w:hanging="360"/>
-      </w:pPr>
-      <w:rPr>
-        <w:rFonts w:ascii="Wingdings" w:hAnsi="Wingdings" w:cs="Wingdings" w:hint="default"/>
-      </w:rPr>
-    </w:lvl>
-    <w:lvl w:ilvl="6">
-      <w:numFmt w:val="bullet"/>
-      <w:lvlText w:val=""/>
-      <w:lvlJc w:val="left"/>
-      <w:pPr>
-        <w:ind w:left="5040" w:hanging="360"/>
-      </w:pPr>
-      <w:rPr>
-        <w:rFonts w:ascii="Symbol" w:hAnsi="Symbol" w:cs="Symbol" w:hint="default"/>
-      </w:rPr>
-    </w:lvl>
-    <w:lvl w:ilvl="7">
-      <w:numFmt w:val="bullet"/>
-      <w:lvlText w:val="o"/>
-      <w:lvlJc w:val="left"/>
-      <w:pPr>
-        <w:ind w:left="5760" w:hanging="360"/>
-      </w:pPr>
-      <w:rPr>
-        <w:rFonts w:ascii="Courier New" w:hAnsi="Courier New" w:cs="Courier New" w:hint="default"/>
-      </w:rPr>
-    </w:lvl>
-    <w:lvl w:ilvl="8">
-      <w:numFmt w:val="bullet"/>
-      <w:lvlText w:val=""/>
-      <w:lvlJc w:val="left"/>
-      <w:pPr>
-        <w:ind w:left="6480" w:hanging="360"/>
-      </w:pPr>
-      <w:rPr>
-        <w:rFonts w:ascii="Wingdings" w:hAnsi="Wingdings" w:cs="Wingdings" w:hint="default"/>
-      </w:rPr>
-    </w:lvl>
-  </w:abstractNum>
   <w:num w:numId="1000">
     <w:abstractNumId w:val="990"/>
-  </w:num>
-  <w:num w:numId="1001">
-    <w:abstractNumId w:val="991"/>
   </w:num>
 </w:numbering>
 </file>

--- a/submission-jisrs/JISRS_Title_Page.docx
+++ b/submission-jisrs/JISRS_Title_Page.docx
@@ -244,7 +244,7 @@
           <w:rFonts w:ascii="Times New Roman" w:hAnsi="Times New Roman" w:eastAsia="Times New Roman"/>
           <w:sz w:val="24"/>
         </w:rPr>
-        <w:t xml:space="preserve">2,084 words</w:t>
+        <w:t xml:space="preserve">2,122 words</w:t>
       </w:r>
       <w:r>
         <w:rPr>
@@ -642,7 +642,7 @@
           <w:rPr>
             <w:rStyle w:val="Hyperlink"/>
           </w:rPr>
-          <w:t xml:space="preserve">https://github.com/akssha74/TopoRadar-Net-AvalCD/releases/tag/v1.0.28</w:t>
+          <w:t xml:space="preserve">https://github.com/akssha74/TopoRadar-Net-AvalCD/releases/tag/v1.0.29</w:t>
         </w:r>
       </w:hyperlink>
       <w:r>

--- a/submission-jisrs/JISRS_Title_Page.docx
+++ b/submission-jisrs/JISRS_Title_Page.docx
@@ -244,7 +244,7 @@
           <w:rFonts w:ascii="Times New Roman" w:hAnsi="Times New Roman" w:eastAsia="Times New Roman"/>
           <w:sz w:val="24"/>
         </w:rPr>
-        <w:t xml:space="preserve">2,122 words</w:t>
+        <w:t xml:space="preserve">2,039 words</w:t>
       </w:r>
       <w:r>
         <w:rPr>
@@ -368,7 +368,7 @@
       </w:r>
     </w:p>
     <w:bookmarkEnd w:id="10"/>
-    <w:bookmarkStart w:id="11" w:name="author-contributions"/>
+    <w:bookmarkStart w:id="11" w:name="conflict-of-interest"/>
     <w:p>
       <w:pPr>
         <w:pStyle w:val="Heading1"/>
@@ -379,7 +379,63 @@
           <w:rFonts w:ascii="Times New Roman" w:hAnsi="Times New Roman" w:eastAsia="Times New Roman"/>
           <w:sz w:val="24"/>
         </w:rPr>
-        <w:t xml:space="preserve">Author Contributions</w:t>
+        <w:t xml:space="preserve">Conflict of Interest</w:t>
+      </w:r>
+    </w:p>
+    <w:p>
+      <w:pPr>
+        <w:pStyle w:val="FirstParagraph"/>
+        <w:spacing w:before="0" w:after="0" w:line="240" w:lineRule="auto"/>
+      </w:pPr>
+      <w:r>
+        <w:rPr>
+          <w:rFonts w:ascii="Times New Roman" w:hAnsi="Times New Roman" w:eastAsia="Times New Roman"/>
+          <w:sz w:val="24"/>
+        </w:rPr>
+        <w:t xml:space="preserve">The authors declare that they have no conflict of interest.</w:t>
+      </w:r>
+    </w:p>
+    <w:bookmarkEnd w:id="11"/>
+    <w:bookmarkStart w:id="12" w:name="funding"/>
+    <w:p>
+      <w:pPr>
+        <w:pStyle w:val="Heading1"/>
+        <w:spacing w:before="0" w:after="0" w:line="240" w:lineRule="auto"/>
+      </w:pPr>
+      <w:r>
+        <w:rPr>
+          <w:rFonts w:ascii="Times New Roman" w:hAnsi="Times New Roman" w:eastAsia="Times New Roman"/>
+          <w:sz w:val="24"/>
+        </w:rPr>
+        <w:t xml:space="preserve">Funding</w:t>
+      </w:r>
+    </w:p>
+    <w:p>
+      <w:pPr>
+        <w:pStyle w:val="FirstParagraph"/>
+        <w:spacing w:before="0" w:after="0" w:line="240" w:lineRule="auto"/>
+      </w:pPr>
+      <w:r>
+        <w:rPr>
+          <w:rFonts w:ascii="Times New Roman" w:hAnsi="Times New Roman" w:eastAsia="Times New Roman"/>
+          <w:sz w:val="24"/>
+        </w:rPr>
+        <w:t xml:space="preserve">No funding was received for conducting this study or preparing this manuscript.</w:t>
+      </w:r>
+    </w:p>
+    <w:bookmarkEnd w:id="12"/>
+    <w:bookmarkStart w:id="13" w:name="authors-contribution"/>
+    <w:p>
+      <w:pPr>
+        <w:pStyle w:val="Heading1"/>
+        <w:spacing w:before="0" w:after="0" w:line="240" w:lineRule="auto"/>
+      </w:pPr>
+      <w:r>
+        <w:rPr>
+          <w:rFonts w:ascii="Times New Roman" w:hAnsi="Times New Roman" w:eastAsia="Times New Roman"/>
+          <w:sz w:val="24"/>
+        </w:rPr>
+        <w:t xml:space="preserve">Author’s Contribution</w:t>
       </w:r>
     </w:p>
     <w:p>
@@ -441,8 +497,8 @@
         <w:t xml:space="preserve">Supervision, Methodology, Resources, Validation, Writing—Review and Editing.</w:t>
       </w:r>
     </w:p>
-    <w:bookmarkEnd w:id="11"/>
-    <w:bookmarkStart w:id="12" w:name="acknowledgements"/>
+    <w:bookmarkEnd w:id="13"/>
+    <w:bookmarkStart w:id="14" w:name="acknowledgement"/>
     <w:p>
       <w:pPr>
         <w:pStyle w:val="Heading1"/>
@@ -453,7 +509,7 @@
           <w:rFonts w:ascii="Times New Roman" w:hAnsi="Times New Roman" w:eastAsia="Times New Roman"/>
           <w:sz w:val="24"/>
         </w:rPr>
-        <w:t xml:space="preserve">Acknowledgements</w:t>
+        <w:t xml:space="preserve">Acknowledgement</w:t>
       </w:r>
     </w:p>
     <w:p>
@@ -466,63 +522,7 @@
           <w:rFonts w:ascii="Times New Roman" w:hAnsi="Times New Roman" w:eastAsia="Times New Roman"/>
           <w:sz w:val="24"/>
         </w:rPr>
-        <w:t xml:space="preserve">The authors have no acknowledgements to declare.</w:t>
-      </w:r>
-    </w:p>
-    <w:bookmarkEnd w:id="12"/>
-    <w:bookmarkStart w:id="13" w:name="funding"/>
-    <w:p>
-      <w:pPr>
-        <w:pStyle w:val="Heading1"/>
-        <w:spacing w:before="0" w:after="0" w:line="240" w:lineRule="auto"/>
-      </w:pPr>
-      <w:r>
-        <w:rPr>
-          <w:rFonts w:ascii="Times New Roman" w:hAnsi="Times New Roman" w:eastAsia="Times New Roman"/>
-          <w:sz w:val="24"/>
-        </w:rPr>
-        <w:t xml:space="preserve">Funding</w:t>
-      </w:r>
-    </w:p>
-    <w:p>
-      <w:pPr>
-        <w:pStyle w:val="FirstParagraph"/>
-        <w:spacing w:before="0" w:after="0" w:line="240" w:lineRule="auto"/>
-      </w:pPr>
-      <w:r>
-        <w:rPr>
-          <w:rFonts w:ascii="Times New Roman" w:hAnsi="Times New Roman" w:eastAsia="Times New Roman"/>
-          <w:sz w:val="24"/>
-        </w:rPr>
-        <w:t xml:space="preserve">No external grant funding was received for this study.</w:t>
-      </w:r>
-    </w:p>
-    <w:bookmarkEnd w:id="13"/>
-    <w:bookmarkStart w:id="14" w:name="competing-interests"/>
-    <w:p>
-      <w:pPr>
-        <w:pStyle w:val="Heading1"/>
-        <w:spacing w:before="0" w:after="0" w:line="240" w:lineRule="auto"/>
-      </w:pPr>
-      <w:r>
-        <w:rPr>
-          <w:rFonts w:ascii="Times New Roman" w:hAnsi="Times New Roman" w:eastAsia="Times New Roman"/>
-          <w:sz w:val="24"/>
-        </w:rPr>
-        <w:t xml:space="preserve">Competing Interests</w:t>
-      </w:r>
-    </w:p>
-    <w:p>
-      <w:pPr>
-        <w:pStyle w:val="FirstParagraph"/>
-        <w:spacing w:before="0" w:after="0" w:line="240" w:lineRule="auto"/>
-      </w:pPr>
-      <w:r>
-        <w:rPr>
-          <w:rFonts w:ascii="Times New Roman" w:hAnsi="Times New Roman" w:eastAsia="Times New Roman"/>
-          <w:sz w:val="24"/>
-        </w:rPr>
-        <w:t xml:space="preserve">The authors declare no competing financial or non-financial interests.</w:t>
+        <w:t xml:space="preserve">Not applicable.</w:t>
       </w:r>
     </w:p>
     <w:bookmarkEnd w:id="14"/>
@@ -642,7 +642,7 @@
           <w:rPr>
             <w:rStyle w:val="Hyperlink"/>
           </w:rPr>
-          <w:t xml:space="preserve">https://github.com/akssha74/TopoRadar-Net-AvalCD/releases/tag/v1.0.29</w:t>
+          <w:t xml:space="preserve">https://github.com/akssha74/TopoRadar-Net-AvalCD/releases/tag/v1.0.30</w:t>
         </w:r>
       </w:hyperlink>
       <w:r>

--- a/submission-jisrs/JISRS_Title_Page.docx
+++ b/submission-jisrs/JISRS_Title_Page.docx
@@ -5,14 +5,15 @@
     <w:p>
       <w:pPr>
         <w:pStyle w:val="FirstParagraph"/>
-        <w:spacing w:before="0" w:after="0" w:line="240" w:lineRule="auto"/>
+        <w:spacing w:before="0" w:after="100" w:line="240" w:lineRule="auto"/>
+        <w:jc w:val="center"/>
       </w:pPr>
       <w:r>
         <w:rPr>
           <w:rFonts w:ascii="Times New Roman" w:hAnsi="Times New Roman" w:eastAsia="Times New Roman"/>
           <w:b/>
           <w:bCs/>
-          <w:sz w:val="24"/>
+          <w:sz w:val="28"/>
         </w:rPr>
         <w:t xml:space="preserve">Terrain-Conditioned Cross-Attention for Cross-Region Avalanche Debris Mapping with Sentinel-1 SAR</w:t>
       </w:r>
@@ -20,7 +21,8 @@
     <w:p>
       <w:pPr>
         <w:pStyle w:val="BodyText"/>
-        <w:spacing w:before="0" w:after="0" w:line="240" w:lineRule="auto"/>
+        <w:spacing w:before="0" w:after="40" w:line="240" w:lineRule="auto"/>
+        <w:jc w:val="center"/>
       </w:pPr>
       <w:r>
         <w:rPr>
@@ -34,6 +36,7 @@
       <w:r>
         <w:rPr>
           <w:rFonts w:ascii="Times New Roman" w:hAnsi="Times New Roman" w:eastAsia="Times New Roman"/>
+          <w:b/>
           <w:sz w:val="24"/>
           <w:vertAlign w:val="superscript"/>
         </w:rPr>
@@ -42,6 +45,7 @@
       <w:r>
         <w:rPr>
           <w:rFonts w:ascii="Times New Roman" w:hAnsi="Times New Roman" w:eastAsia="Times New Roman"/>
+          <w:b/>
           <w:sz w:val="24"/>
         </w:rPr>
         <w:t xml:space="preserve">,</w:t>
@@ -49,6 +53,7 @@
       <w:r>
         <w:rPr>
           <w:rFonts w:ascii="Times New Roman" w:hAnsi="Times New Roman" w:eastAsia="Times New Roman"/>
+          <w:b/>
           <w:sz w:val="24"/>
         </w:rPr>
         <w:t xml:space="preserve"> </w:t>
@@ -65,6 +70,7 @@
       <w:r>
         <w:rPr>
           <w:rFonts w:ascii="Times New Roman" w:hAnsi="Times New Roman" w:eastAsia="Times New Roman"/>
+          <w:b/>
           <w:sz w:val="24"/>
           <w:vertAlign w:val="superscript"/>
         </w:rPr>
@@ -74,7 +80,8 @@
     <w:p>
       <w:pPr>
         <w:pStyle w:val="BodyText"/>
-        <w:spacing w:before="0" w:after="0" w:line="240" w:lineRule="auto"/>
+        <w:spacing w:before="0" w:after="40" w:line="240" w:lineRule="auto"/>
+        <w:jc w:val="center"/>
       </w:pPr>
       <w:r>
         <w:rPr>
@@ -95,7 +102,8 @@
     <w:p>
       <w:pPr>
         <w:pStyle w:val="BodyText"/>
-        <w:spacing w:before="0" w:after="0" w:line="240" w:lineRule="auto"/>
+        <w:spacing w:before="0" w:after="40" w:line="240" w:lineRule="auto"/>
+        <w:jc w:val="center"/>
       </w:pPr>
       <w:r>
         <w:rPr>
@@ -131,7 +139,7 @@
     <w:p>
       <w:pPr>
         <w:pStyle w:val="BodyText"/>
-        <w:spacing w:before="0" w:after="0" w:line="240" w:lineRule="auto"/>
+        <w:spacing w:before="100" w:after="100" w:line="240" w:lineRule="auto"/>
       </w:pPr>
       <w:r>
         <w:rPr>
@@ -357,12 +365,15 @@
     <w:p>
       <w:pPr>
         <w:pStyle w:val="Heading1"/>
-        <w:spacing w:before="0" w:after="0" w:line="240" w:lineRule="auto"/>
-      </w:pPr>
-      <w:r>
-        <w:rPr>
-          <w:rFonts w:ascii="Times New Roman" w:hAnsi="Times New Roman" w:eastAsia="Times New Roman"/>
-          <w:sz w:val="24"/>
+        <w:keepNext/>
+        <w:spacing w:before="160" w:after="60" w:line="240" w:lineRule="auto"/>
+      </w:pPr>
+      <w:r>
+        <w:rPr>
+          <w:rFonts w:ascii="Times New Roman" w:hAnsi="Times New Roman" w:eastAsia="Times New Roman"/>
+          <w:b/>
+          <w:color w:val="000000"/>
+          <w:sz w:val="26"/>
         </w:rPr>
         <w:t xml:space="preserve">Declarations</w:t>
       </w:r>
@@ -372,11 +383,14 @@
     <w:p>
       <w:pPr>
         <w:pStyle w:val="Heading1"/>
-        <w:spacing w:before="0" w:after="0" w:line="240" w:lineRule="auto"/>
-      </w:pPr>
-      <w:r>
-        <w:rPr>
-          <w:rFonts w:ascii="Times New Roman" w:hAnsi="Times New Roman" w:eastAsia="Times New Roman"/>
+        <w:keepNext/>
+        <w:spacing w:before="140" w:after="40" w:line="240" w:lineRule="auto"/>
+      </w:pPr>
+      <w:r>
+        <w:rPr>
+          <w:rFonts w:ascii="Times New Roman" w:hAnsi="Times New Roman" w:eastAsia="Times New Roman"/>
+          <w:b/>
+          <w:color w:val="000000"/>
           <w:sz w:val="24"/>
         </w:rPr>
         <w:t xml:space="preserve">Conflict of Interest</w:t>
@@ -385,7 +399,7 @@
     <w:p>
       <w:pPr>
         <w:pStyle w:val="FirstParagraph"/>
-        <w:spacing w:before="0" w:after="0" w:line="240" w:lineRule="auto"/>
+        <w:spacing w:before="0" w:after="20" w:line="240" w:lineRule="auto"/>
       </w:pPr>
       <w:r>
         <w:rPr>
@@ -400,11 +414,14 @@
     <w:p>
       <w:pPr>
         <w:pStyle w:val="Heading1"/>
-        <w:spacing w:before="0" w:after="0" w:line="240" w:lineRule="auto"/>
-      </w:pPr>
-      <w:r>
-        <w:rPr>
-          <w:rFonts w:ascii="Times New Roman" w:hAnsi="Times New Roman" w:eastAsia="Times New Roman"/>
+        <w:keepNext/>
+        <w:spacing w:before="140" w:after="40" w:line="240" w:lineRule="auto"/>
+      </w:pPr>
+      <w:r>
+        <w:rPr>
+          <w:rFonts w:ascii="Times New Roman" w:hAnsi="Times New Roman" w:eastAsia="Times New Roman"/>
+          <w:b/>
+          <w:color w:val="000000"/>
           <w:sz w:val="24"/>
         </w:rPr>
         <w:t xml:space="preserve">Funding</w:t>
@@ -413,7 +430,7 @@
     <w:p>
       <w:pPr>
         <w:pStyle w:val="FirstParagraph"/>
-        <w:spacing w:before="0" w:after="0" w:line="240" w:lineRule="auto"/>
+        <w:spacing w:before="0" w:after="20" w:line="240" w:lineRule="auto"/>
       </w:pPr>
       <w:r>
         <w:rPr>
@@ -428,11 +445,14 @@
     <w:p>
       <w:pPr>
         <w:pStyle w:val="Heading1"/>
-        <w:spacing w:before="0" w:after="0" w:line="240" w:lineRule="auto"/>
-      </w:pPr>
-      <w:r>
-        <w:rPr>
-          <w:rFonts w:ascii="Times New Roman" w:hAnsi="Times New Roman" w:eastAsia="Times New Roman"/>
+        <w:keepNext/>
+        <w:spacing w:before="140" w:after="40" w:line="240" w:lineRule="auto"/>
+      </w:pPr>
+      <w:r>
+        <w:rPr>
+          <w:rFonts w:ascii="Times New Roman" w:hAnsi="Times New Roman" w:eastAsia="Times New Roman"/>
+          <w:b/>
+          <w:color w:val="000000"/>
           <w:sz w:val="24"/>
         </w:rPr>
         <w:t xml:space="preserve">Author’s Contribution</w:t>
@@ -441,7 +461,7 @@
     <w:p>
       <w:pPr>
         <w:pStyle w:val="FirstParagraph"/>
-        <w:spacing w:before="0" w:after="0" w:line="240" w:lineRule="auto"/>
+        <w:spacing w:before="0" w:after="20" w:line="240" w:lineRule="auto"/>
       </w:pPr>
       <w:r>
         <w:rPr>
@@ -502,11 +522,14 @@
     <w:p>
       <w:pPr>
         <w:pStyle w:val="Heading1"/>
-        <w:spacing w:before="0" w:after="0" w:line="240" w:lineRule="auto"/>
-      </w:pPr>
-      <w:r>
-        <w:rPr>
-          <w:rFonts w:ascii="Times New Roman" w:hAnsi="Times New Roman" w:eastAsia="Times New Roman"/>
+        <w:keepNext/>
+        <w:spacing w:before="140" w:after="40" w:line="240" w:lineRule="auto"/>
+      </w:pPr>
+      <w:r>
+        <w:rPr>
+          <w:rFonts w:ascii="Times New Roman" w:hAnsi="Times New Roman" w:eastAsia="Times New Roman"/>
+          <w:b/>
+          <w:color w:val="000000"/>
           <w:sz w:val="24"/>
         </w:rPr>
         <w:t xml:space="preserve">Acknowledgement</w:t>
@@ -515,7 +538,7 @@
     <w:p>
       <w:pPr>
         <w:pStyle w:val="FirstParagraph"/>
-        <w:spacing w:before="0" w:after="0" w:line="240" w:lineRule="auto"/>
+        <w:spacing w:before="0" w:after="20" w:line="240" w:lineRule="auto"/>
       </w:pPr>
       <w:r>
         <w:rPr>
@@ -530,11 +553,14 @@
     <w:p>
       <w:pPr>
         <w:pStyle w:val="Heading1"/>
-        <w:spacing w:before="0" w:after="0" w:line="240" w:lineRule="auto"/>
-      </w:pPr>
-      <w:r>
-        <w:rPr>
-          <w:rFonts w:ascii="Times New Roman" w:hAnsi="Times New Roman" w:eastAsia="Times New Roman"/>
+        <w:keepNext/>
+        <w:spacing w:before="140" w:after="40" w:line="240" w:lineRule="auto"/>
+      </w:pPr>
+      <w:r>
+        <w:rPr>
+          <w:rFonts w:ascii="Times New Roman" w:hAnsi="Times New Roman" w:eastAsia="Times New Roman"/>
+          <w:b/>
+          <w:color w:val="000000"/>
           <w:sz w:val="24"/>
         </w:rPr>
         <w:t xml:space="preserve">Ethics Approval and Consent</w:t>
@@ -543,7 +569,7 @@
     <w:p>
       <w:pPr>
         <w:pStyle w:val="FirstParagraph"/>
-        <w:spacing w:before="0" w:after="0" w:line="240" w:lineRule="auto"/>
+        <w:spacing w:before="0" w:after="20" w:line="240" w:lineRule="auto"/>
       </w:pPr>
       <w:r>
         <w:rPr>
@@ -558,11 +584,14 @@
     <w:p>
       <w:pPr>
         <w:pStyle w:val="Heading1"/>
-        <w:spacing w:before="0" w:after="0" w:line="240" w:lineRule="auto"/>
-      </w:pPr>
-      <w:r>
-        <w:rPr>
-          <w:rFonts w:ascii="Times New Roman" w:hAnsi="Times New Roman" w:eastAsia="Times New Roman"/>
+        <w:keepNext/>
+        <w:spacing w:before="140" w:after="40" w:line="240" w:lineRule="auto"/>
+      </w:pPr>
+      <w:r>
+        <w:rPr>
+          <w:rFonts w:ascii="Times New Roman" w:hAnsi="Times New Roman" w:eastAsia="Times New Roman"/>
+          <w:b/>
+          <w:color w:val="000000"/>
           <w:sz w:val="24"/>
         </w:rPr>
         <w:t xml:space="preserve">Consent for Publication</w:t>
@@ -571,7 +600,7 @@
     <w:p>
       <w:pPr>
         <w:pStyle w:val="FirstParagraph"/>
-        <w:spacing w:before="0" w:after="0" w:line="240" w:lineRule="auto"/>
+        <w:spacing w:before="0" w:after="20" w:line="240" w:lineRule="auto"/>
       </w:pPr>
       <w:r>
         <w:rPr>
@@ -586,11 +615,14 @@
     <w:p>
       <w:pPr>
         <w:pStyle w:val="Heading1"/>
-        <w:spacing w:before="0" w:after="0" w:line="240" w:lineRule="auto"/>
-      </w:pPr>
-      <w:r>
-        <w:rPr>
-          <w:rFonts w:ascii="Times New Roman" w:hAnsi="Times New Roman" w:eastAsia="Times New Roman"/>
+        <w:keepNext/>
+        <w:spacing w:before="140" w:after="40" w:line="240" w:lineRule="auto"/>
+      </w:pPr>
+      <w:r>
+        <w:rPr>
+          <w:rFonts w:ascii="Times New Roman" w:hAnsi="Times New Roman" w:eastAsia="Times New Roman"/>
+          <w:b/>
+          <w:color w:val="000000"/>
           <w:sz w:val="24"/>
         </w:rPr>
         <w:t xml:space="preserve">Data and Code Availability</w:t>
@@ -599,7 +631,7 @@
     <w:p>
       <w:pPr>
         <w:pStyle w:val="FirstParagraph"/>
-        <w:spacing w:before="0" w:after="0" w:line="240" w:lineRule="auto"/>
+        <w:spacing w:before="0" w:after="20" w:line="240" w:lineRule="auto"/>
       </w:pPr>
       <w:r>
         <w:rPr>
@@ -658,11 +690,14 @@
     <w:p>
       <w:pPr>
         <w:pStyle w:val="Heading1"/>
-        <w:spacing w:before="0" w:after="0" w:line="240" w:lineRule="auto"/>
-      </w:pPr>
-      <w:r>
-        <w:rPr>
-          <w:rFonts w:ascii="Times New Roman" w:hAnsi="Times New Roman" w:eastAsia="Times New Roman"/>
+        <w:keepNext/>
+        <w:spacing w:before="140" w:after="40" w:line="240" w:lineRule="auto"/>
+      </w:pPr>
+      <w:r>
+        <w:rPr>
+          <w:rFonts w:ascii="Times New Roman" w:hAnsi="Times New Roman" w:eastAsia="Times New Roman"/>
+          <w:b/>
+          <w:color w:val="000000"/>
           <w:sz w:val="24"/>
         </w:rPr>
         <w:t xml:space="preserve">Author Agreement</w:t>
@@ -671,7 +706,7 @@
     <w:p>
       <w:pPr>
         <w:pStyle w:val="FirstParagraph"/>
-        <w:spacing w:before="0" w:after="0" w:line="240" w:lineRule="auto"/>
+        <w:spacing w:before="0" w:after="20" w:line="240" w:lineRule="auto"/>
       </w:pPr>
       <w:r>
         <w:rPr>
